--- a/Mẫu 01.docx
+++ b/Mẫu 01.docx
@@ -16,8 +16,191 @@
         <w:rPr>
           <w:rFonts w:ascii="Times New Roman" w:hAnsi="Times New Roman" w:cs="Times New Roman"/>
           <w:b/>
-        </w:rPr>
-        <w:t xml:space="preserve">MẪU 01</w:t>
+          <w:noProof/>
+          <w:color w:val="auto"/>
+          <w:lang w:val="en-US" w:eastAsia="en-US"/>
+          <w14:ligatures w14:val="standardContextual"/>
+        </w:rPr>
+        <mc:AlternateContent>
+          <mc:Choice Requires="wps">
+            <w:drawing>
+              <wp:anchor distT="0" distB="0" distL="114300" distR="114300" simplePos="0" relativeHeight="251659264" behindDoc="1" locked="0" layoutInCell="1" allowOverlap="1" wp14:anchorId="59908CC6" wp14:editId="5E064D70">
+                <wp:simplePos x="0" y="0"/>
+                <wp:positionH relativeFrom="margin">
+                  <wp:align>right</wp:align>
+                </wp:positionH>
+                <wp:positionV relativeFrom="paragraph">
+                  <wp:posOffset>0</wp:posOffset>
+                </wp:positionV>
+                <wp:extent cx="792000" cy="396000"/>
+                <wp:effectExtent l="0" t="0" r="27305" b="23495"/>
+                <wp:wrapNone/>
+                <wp:docPr id="198695449" name="Rectangle 1"/>
+                <wp:cNvGraphicFramePr/>
+                <a:graphic xmlns:a="http://schemas.openxmlformats.org/drawingml/2006/main">
+                  <a:graphicData uri="http://schemas.microsoft.com/office/word/2010/wordprocessingShape">
+                    <wps:wsp>
+                      <wps:cNvSpPr/>
+                      <wps:spPr>
+                        <a:xfrm>
+                          <a:off x="0" y="0"/>
+                          <a:ext cx="792000" cy="396000"/>
+                        </a:xfrm>
+                        <a:prstGeom prst="rect">
+                          <a:avLst/>
+                        </a:prstGeom>
+                        <a:ln>
+                          <a:solidFill>
+                            <a:schemeClr val="tx1"/>
+                          </a:solidFill>
+                        </a:ln>
+                      </wps:spPr>
+                      <wps:style>
+                        <a:lnRef idx="2">
+                          <a:schemeClr val="accent6"/>
+                        </a:lnRef>
+                        <a:fillRef idx="1">
+                          <a:schemeClr val="lt1"/>
+                        </a:fillRef>
+                        <a:effectRef idx="0">
+                          <a:schemeClr val="accent6"/>
+                        </a:effectRef>
+                        <a:fontRef idx="minor">
+                          <a:schemeClr val="dk1"/>
+                        </a:fontRef>
+                      </wps:style>
+                      <wps:txbx>
+                        <w:txbxContent>
+                          <w:p>
+                            <w:pPr>
+                              <w:spacing w:before="120"/>
+                              <w:jc w:val="center"/>
+                              <w:rPr>
+                                <w:rFonts w:ascii="Times New Roman" w:hAnsi="Times New Roman" w:cs="Times New Roman"/>
+                                <w:b/>
+                                <w:color w:val="auto"/>
+                                <w:lang w:val="en-US"/>
+                              </w:rPr>
+                            </w:pPr>
+                            <w:r>
+                              <w:rPr>
+                                <w:rFonts w:ascii="Times New Roman" w:hAnsi="Times New Roman" w:cs="Times New Roman"/>
+                                <w:b/>
+                                <w:color w:val="auto"/>
+                                <w:lang w:val="en-US"/>
+                              </w:rPr>
+                              <w:t>MẪU 0</w:t>
+                            </w:r>
+                            <w:r>
+                              <w:rPr>
+                                <w:rFonts w:ascii="Times New Roman" w:hAnsi="Times New Roman" w:cs="Times New Roman"/>
+                                <w:b/>
+                                <w:color w:val="auto"/>
+                                <w:lang w:val="en-US"/>
+                              </w:rPr>
+                              <w:t>1</w:t>
+                            </w:r>
+                          </w:p>
+                        </w:txbxContent>
+                      </wps:txbx>
+                      <wps:bodyPr rot="0" spcFirstLastPara="0" vertOverflow="overflow" horzOverflow="overflow" vert="horz" wrap="square" lIns="91440" tIns="45720" rIns="91440" bIns="45720" numCol="1" spcCol="0" rtlCol="0" fromWordArt="0" anchor="ctr" anchorCtr="0" forceAA="0" compatLnSpc="1">
+                        <a:prstTxWarp prst="textNoShape">
+                          <a:avLst/>
+                        </a:prstTxWarp>
+                        <a:noAutofit/>
+                      </wps:bodyPr>
+                    </wps:wsp>
+                  </a:graphicData>
+                </a:graphic>
+                <wp14:sizeRelH relativeFrom="margin">
+                  <wp14:pctWidth>0</wp14:pctWidth>
+                </wp14:sizeRelH>
+                <wp14:sizeRelV relativeFrom="margin">
+                  <wp14:pctHeight>0</wp14:pctHeight>
+                </wp14:sizeRelV>
+              </wp:anchor>
+            </w:drawing>
+          </mc:Choice>
+          <mc:Fallback xmlns:oel="http://schemas.microsoft.com/office/2019/extlst" xmlns:w16du="http://schemas.microsoft.com/office/word/2023/wordml/word16du">
+            <w:pict>
+              <v:rect w14:anchorId="59908CC6" id="Rectangle 1" o:spid="_x0000_s1026" style="position:absolute;left:0;text-align:left;margin-left:11.15pt;margin-top:0;width:62.35pt;height:31.2pt;z-index:-251657216;visibility:visible;mso-wrap-style:square;mso-width-percent:0;mso-height-percent:0;mso-wrap-distance-left:9pt;mso-wrap-distance-top:0;mso-wrap-distance-right:9pt;mso-wrap-distance-bottom:0;mso-position-horizontal:right;mso-position-horizontal-relative:margin;mso-position-vertical:absolute;mso-position-vertical-relative:text;mso-width-percent:0;mso-height-percent:0;mso-width-relative:margin;mso-height-relative:margin;v-text-anchor:middle" o:gfxdata="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" fillcolor="white [3201]" strokecolor="black [3213]" strokeweight="1pt">
+                <v:textbox>
+                  <w:txbxContent>
+                    <w:p>
+                      <w:pPr>
+                        <w:spacing w:before="120"/>
+                        <w:jc w:val="center"/>
+                        <w:rPr>
+                          <w:rFonts w:ascii="Times New Roman" w:hAnsi="Times New Roman" w:cs="Times New Roman"/>
+                          <w:b/>
+                          <w:color w:val="auto"/>
+                          <w:lang w:val="en-US"/>
+                        </w:rPr>
+                      </w:pPr>
+                      <w:r>
+                        <w:rPr>
+                          <w:rFonts w:ascii="Times New Roman" w:hAnsi="Times New Roman" w:cs="Times New Roman"/>
+                          <w:b/>
+                          <w:color w:val="auto"/>
+                          <w:lang w:val="en-US"/>
+                        </w:rPr>
+                        <w:t>MẪU 0</w:t>
+                      </w:r>
+                      <w:r>
+                        <w:rPr>
+                          <w:rFonts w:ascii="Times New Roman" w:hAnsi="Times New Roman" w:cs="Times New Roman"/>
+                          <w:b/>
+                          <w:color w:val="auto"/>
+                          <w:lang w:val="en-US"/>
+                        </w:rPr>
+                        <w:t>1</w:t>
+                      </w:r>
+                    </w:p>
+                  </w:txbxContent>
+                </v:textbox>
+                <w10:wrap anchorx="margin"/>
+              </v:rect>
+            </w:pict>
+          </mc:Fallback>
+        </mc:AlternateContent>
+      </w:r>
+      <w:r>
+        <w:rPr>
+          <w:rFonts w:ascii="Times New Roman" w:hAnsi="Times New Roman" w:cs="Times New Roman"/>
+          <w:b/>
+          <w:color w:val="auto"/>
+        </w:rPr>
+        <w:t>CỘNG HÒA XÃ HỘI CHỦ NGHĨA VIỆT NAM</w:t>
+      </w:r>
+      <w:r>
+        <w:rPr>
+          <w:rFonts w:ascii="Times New Roman" w:hAnsi="Times New Roman" w:cs="Times New Roman"/>
+          <w:b/>
+          <w:color w:val="auto"/>
+        </w:rPr>
+        <w:br/>
+        <w:t>Độc lập - Tự do - Hạnh phúc</w:t>
+      </w:r>
+      <w:r>
+        <w:rPr>
+          <w:rFonts w:ascii="Times New Roman" w:hAnsi="Times New Roman" w:cs="Times New Roman"/>
+          <w:b/>
+          <w:color w:val="auto"/>
+          <w:sz w:val="20"/>
+          <w:szCs w:val="20"/>
+        </w:rPr>
+        <w:t xml:space="preserve"> </w:t>
+      </w:r>
+      <w:r>
+        <w:rPr>
+          <w:rFonts w:ascii="Times New Roman" w:hAnsi="Times New Roman" w:cs="Times New Roman"/>
+          <w:b/>
+          <w:color w:val="auto"/>
+          <w:sz w:val="20"/>
+          <w:szCs w:val="20"/>
+        </w:rPr>
+        <w:br/>
+        <w:t>---------------</w:t>
       </w:r>
     </w:p>
     <w:p>
@@ -55,19 +238,81 @@
           <w:color w:val="auto"/>
           <w:sz w:val="28"/>
           <w:szCs w:val="28"/>
+          <w:lang w:val="en-US"/>
         </w:rPr>
       </w:pPr>
+      <w:bookmarkStart w:id="0" w:name="_Hlk172534261"/>
       <w:r>
         <w:rPr>
           <w:rFonts w:ascii="Times New Roman" w:hAnsi="Times New Roman" w:cs="Times New Roman"/>
           <w:b/>
-        </w:rPr>
-        <w:t xml:space="preserve">Thông tin liệt sĩ đã xác định thông tin phần mộ và người hưởng trợ cấp của liệt sĩ</w:t>
+          <w:color w:val="auto"/>
+          <w:sz w:val="28"/>
+          <w:szCs w:val="28"/>
+          <w:lang w:val="en-US"/>
+        </w:rPr>
+        <w:t xml:space="preserve">Thông tin liệt sĩ </w:t>
+      </w:r>
+      <w:r>
+        <w:rPr>
+          <w:rFonts w:ascii="Times New Roman" w:hAnsi="Times New Roman" w:cs="Times New Roman"/>
+          <w:b/>
+          <w:color w:val="auto"/>
+          <w:sz w:val="28"/>
+          <w:szCs w:val="28"/>
+          <w:lang w:val="en-US"/>
+        </w:rPr>
+        <w:t>đã</w:t>
+      </w:r>
+      <w:r>
+        <w:rPr>
+          <w:rFonts w:ascii="Times New Roman" w:hAnsi="Times New Roman" w:cs="Times New Roman"/>
+          <w:b/>
+          <w:color w:val="auto"/>
+          <w:sz w:val="28"/>
+          <w:szCs w:val="28"/>
+          <w:lang w:val="en-US"/>
+        </w:rPr>
+        <w:t xml:space="preserve"> xác định </w:t>
+      </w:r>
+      <w:r>
+        <w:rPr>
+          <w:rFonts w:ascii="Times New Roman" w:hAnsi="Times New Roman" w:cs="Times New Roman"/>
+          <w:b/>
+          <w:color w:val="auto"/>
+          <w:sz w:val="28"/>
+          <w:szCs w:val="28"/>
+          <w:lang w:val="en-US"/>
+        </w:rPr>
+        <w:t>thông tin phần mộ</w:t>
+      </w:r>
+      <w:r>
+        <w:rPr>
+          <w:rFonts w:ascii="Times New Roman" w:hAnsi="Times New Roman" w:cs="Times New Roman"/>
+          <w:b/>
+          <w:color w:val="auto"/>
+          <w:sz w:val="28"/>
+          <w:szCs w:val="28"/>
+          <w:lang w:val="en-US"/>
+        </w:rPr>
+        <w:t xml:space="preserve"> </w:t>
+      </w:r>
+      <w:bookmarkEnd w:id="0"/>
+      <w:r>
+        <w:rPr>
+          <w:rFonts w:ascii="Times New Roman" w:hAnsi="Times New Roman" w:cs="Times New Roman"/>
+          <w:b/>
+          <w:color w:val="auto"/>
+          <w:sz w:val="28"/>
+          <w:szCs w:val="28"/>
+          <w:lang w:val="en-US"/>
+        </w:rPr>
+        <w:t>và người hưởng trợ cấp của liệt sĩ</w:t>
       </w:r>
     </w:p>
     <w:p>
       <w:pPr>
-        <w:spacing w:before="40" w:after="40" w:line="276" w:lineRule="auto"/>
+        <w:spacing w:before="40" w:after="40" w:line="252" w:lineRule="auto"/>
         <w:contextualSpacing/>
         <w:rPr>
           <w:rFonts w:ascii="Times New Roman" w:hAnsi="Times New Roman" w:cs="Times New Roman"/>
@@ -136,7 +381,7 @@
         <w:tabs>
           <w:tab w:val="left" w:leader="dot" w:pos="9072"/>
         </w:tabs>
-        <w:spacing w:before="40" w:after="40" w:line="276" w:lineRule="auto"/>
+        <w:spacing w:before="40" w:after="40" w:line="252" w:lineRule="auto"/>
         <w:contextualSpacing/>
         <w:rPr>
           <w:rFonts w:ascii="Times New Roman" w:hAnsi="Times New Roman" w:cs="Times New Roman"/>
@@ -174,7 +419,7 @@
           <w:tab w:val="left" w:leader="dot" w:pos="5670"/>
           <w:tab w:val="left" w:leader="dot" w:pos="9072"/>
         </w:tabs>
-        <w:spacing w:before="40" w:after="40" w:line="276" w:lineRule="auto"/>
+        <w:spacing w:before="40" w:after="40" w:line="252" w:lineRule="auto"/>
         <w:contextualSpacing/>
         <w:rPr>
           <w:rFonts w:ascii="Times New Roman" w:hAnsi="Times New Roman" w:cs="Times New Roman"/>
@@ -236,7 +481,7 @@
           <w:tab w:val="left" w:leader="dot" w:pos="5670"/>
           <w:tab w:val="left" w:leader="dot" w:pos="9072"/>
         </w:tabs>
-        <w:spacing w:before="40" w:after="40" w:line="276" w:lineRule="auto"/>
+        <w:spacing w:before="40" w:after="40" w:line="252" w:lineRule="auto"/>
         <w:contextualSpacing/>
         <w:rPr>
           <w:rFonts w:ascii="Times New Roman" w:hAnsi="Times New Roman" w:cs="Times New Roman"/>
@@ -311,7 +556,7 @@
         <w:tabs>
           <w:tab w:val="left" w:leader="dot" w:pos="9072"/>
         </w:tabs>
-        <w:spacing w:before="40" w:after="40" w:line="276" w:lineRule="auto"/>
+        <w:spacing w:before="40" w:after="40" w:line="252" w:lineRule="auto"/>
         <w:contextualSpacing/>
         <w:rPr>
           <w:rFonts w:ascii="Times New Roman" w:hAnsi="Times New Roman" w:cs="Times New Roman"/>
@@ -340,7 +585,7 @@
         <w:tabs>
           <w:tab w:val="left" w:leader="dot" w:pos="9072"/>
         </w:tabs>
-        <w:spacing w:before="40" w:after="40" w:line="276" w:lineRule="auto"/>
+        <w:spacing w:before="40" w:after="40" w:line="252" w:lineRule="auto"/>
         <w:contextualSpacing/>
         <w:rPr>
           <w:rFonts w:ascii="Times New Roman" w:hAnsi="Times New Roman" w:cs="Times New Roman"/>
@@ -362,48 +607,37 @@
           <w:lang w:val="en-US"/>
         </w:rPr>
         <w:tab/>
-      </w:r>
-    </w:p>
-    <w:p xmlns:w="http://schemas.openxmlformats.org/wordprocessingml/2006/main">
-      <w:pPr>
-        <w:spacing w:before="40" w:after="40" w:line="276" w:lineRule="auto"/>
-        <w:rPr>
-          <w:rFonts w:ascii="Times New Roman" w:hAnsi="Times New Roman" w:cs="Times New Roman"/>
-          <w:color w:val="auto"/>
-        </w:rPr>
-      </w:pPr>
-      <w:r>
-        <w:rPr>
-          <w:rFonts w:ascii="Times New Roman" w:hAnsi="Times New Roman" w:cs="Times New Roman"/>
-        </w:rPr>
-        <w:t xml:space="preserve">Số điện thoại: </w:t>
-      </w:r>
-      <w:r>
-        <w:rPr>
-          <w:rFonts w:ascii="Times New Roman" w:hAnsi="Times New Roman" w:cs="Times New Roman"/>
-          <w:color w:val="auto"/>
-        </w:rPr>
-        <w:t xml:space="preserve">                                    Quan hệ với liệt sĩ: </w:t>
-      </w:r>
-    </w:p>
-    <w:p xmlns:w="http://schemas.openxmlformats.org/wordprocessingml/2006/main">
-      <w:pPr>
-        <w:spacing w:before="40" w:after="40" w:line="276" w:lineRule="auto"/>
-        <w:rPr>
-          <w:rFonts w:ascii="Times New Roman" w:hAnsi="Times New Roman" w:cs="Times New Roman"/>
-          <w:color w:val="auto"/>
-        </w:rPr>
-      </w:pPr>
-      <w:r>
-        <w:rPr>
-          <w:rFonts w:ascii="Times New Roman" w:hAnsi="Times New Roman" w:cs="Times New Roman"/>
-        </w:rPr>
-        <w:t xml:space="preserve">Chế độ trợ cấp đang hưởng: </w:t>
       </w:r>
     </w:p>
     <w:p>
       <w:pPr>
-        <w:spacing w:before="40" w:after="40" w:line="276" w:lineRule="auto"/>
+        <w:spacing w:before="40" w:after="40" w:line="252" w:lineRule="auto"/>
+        <w:contextualSpacing/>
+        <w:rPr>
+          <w:rFonts w:ascii="Times New Roman" w:hAnsi="Times New Roman" w:cs="Times New Roman"/>
+          <w:color w:val="auto"/>
+          <w:lang w:val="en-US"/>
+        </w:rPr>
+      </w:pPr>
+      <w:r>
+        <w:rPr>
+          <w:rFonts w:ascii="Times New Roman" w:hAnsi="Times New Roman" w:cs="Times New Roman"/>
+          <w:color w:val="auto"/>
+        </w:rPr>
+        <w:t xml:space="preserve">Số điện thoại: </w:t>
+      </w:r>
+      <w:r>
+        <w:rPr>
+          <w:rFonts w:ascii="Times New Roman" w:hAnsi="Times New Roman" w:cs="Times New Roman"/>
+          <w:color w:val="auto"/>
+          <w:lang w:val="en-US"/>
+        </w:rPr>
+        <w:tab/>
+      </w:r>
+    </w:p>
+    <w:p>
+      <w:pPr>
+        <w:spacing w:before="40" w:after="40" w:line="252" w:lineRule="auto"/>
         <w:contextualSpacing/>
         <w:rPr>
           <w:rFonts w:ascii="Times New Roman" w:hAnsi="Times New Roman" w:cs="Times New Roman"/>
@@ -434,7 +668,7 @@
         <w:tabs>
           <w:tab w:val="left" w:leader="dot" w:pos="9072"/>
         </w:tabs>
-        <w:spacing w:before="40" w:after="40" w:line="276" w:lineRule="auto"/>
+        <w:spacing w:before="40" w:after="40" w:line="252" w:lineRule="auto"/>
         <w:contextualSpacing/>
         <w:rPr>
           <w:rFonts w:ascii="Times New Roman" w:hAnsi="Times New Roman" w:cs="Times New Roman"/>
@@ -480,7 +714,7 @@
         <w:tabs>
           <w:tab w:val="left" w:leader="dot" w:pos="4253"/>
         </w:tabs>
-        <w:spacing w:before="40" w:after="40" w:line="276" w:lineRule="auto"/>
+        <w:spacing w:before="40" w:after="40" w:line="252" w:lineRule="auto"/>
         <w:contextualSpacing/>
         <w:rPr>
           <w:rFonts w:ascii="Times New Roman" w:hAnsi="Times New Roman" w:cs="Times New Roman"/>
@@ -503,25 +737,23 @@
           <w:lang w:val="en-US"/>
         </w:rPr>
         <w:tab/>
-        <w:t xml:space="preserve">Mã hồ sơ tỉnh quản </w:t>
-      </w:r>
-      <w:proofErr w:type="gramStart"/>
-      <w:r>
-        <w:rPr>
-          <w:rFonts w:ascii="Times New Roman" w:hAnsi="Times New Roman" w:cs="Times New Roman"/>
-          <w:color w:val="auto"/>
-          <w:lang w:val="en-US"/>
-        </w:rPr>
-        <w:t>lý:…</w:t>
-      </w:r>
-      <w:proofErr w:type="gramEnd"/>
-      <w:r>
-        <w:rPr>
-          <w:rFonts w:ascii="Times New Roman" w:hAnsi="Times New Roman" w:cs="Times New Roman"/>
-          <w:color w:val="auto"/>
-          <w:lang w:val="en-US"/>
-        </w:rPr>
-        <w:t>………………………..</w:t>
+        <w:t>Mã hồ sơ tỉnh quản lý:</w:t>
+      </w:r>
+      <w:r>
+        <w:rPr>
+          <w:rFonts w:ascii="Times New Roman" w:hAnsi="Times New Roman" w:cs="Times New Roman"/>
+          <w:color w:val="auto"/>
+          <w:lang w:val="en-US"/>
+        </w:rPr>
+        <w:t xml:space="preserve"> </w:t>
+      </w:r>
+      <w:r>
+        <w:rPr>
+          <w:rFonts w:ascii="Times New Roman" w:hAnsi="Times New Roman" w:cs="Times New Roman"/>
+          <w:color w:val="auto"/>
+          <w:lang w:val="en-US"/>
+        </w:rPr>
+        <w:t>…………………………..</w:t>
       </w:r>
     </w:p>
     <w:p>
@@ -529,7 +761,7 @@
         <w:tabs>
           <w:tab w:val="left" w:leader="dot" w:pos="6804"/>
         </w:tabs>
-        <w:spacing w:before="40" w:after="40" w:line="276" w:lineRule="auto"/>
+        <w:spacing w:before="40" w:after="40" w:line="252" w:lineRule="auto"/>
         <w:contextualSpacing/>
         <w:rPr>
           <w:rFonts w:ascii="Times New Roman" w:hAnsi="Times New Roman" w:cs="Times New Roman"/>
@@ -567,7 +799,7 @@
           <w:tab w:val="left" w:leader="dot" w:pos="5670"/>
           <w:tab w:val="left" w:leader="dot" w:pos="9072"/>
         </w:tabs>
-        <w:spacing w:before="40" w:after="40" w:line="276" w:lineRule="auto"/>
+        <w:spacing w:before="40" w:after="40" w:line="252" w:lineRule="auto"/>
         <w:contextualSpacing/>
         <w:rPr>
           <w:rFonts w:ascii="Times New Roman" w:hAnsi="Times New Roman" w:cs="Times New Roman"/>
@@ -591,7 +823,14 @@
         </w:rPr>
         <w:t>:</w:t>
       </w:r>
-      <w:proofErr w:type="gramStart"/>
+      <w:r>
+        <w:rPr>
+          <w:rFonts w:ascii="Times New Roman" w:hAnsi="Times New Roman" w:cs="Times New Roman"/>
+          <w:color w:val="auto"/>
+          <w:lang w:val="en-US"/>
+        </w:rPr>
+        <w:t xml:space="preserve"> </w:t>
+      </w:r>
       <w:r>
         <w:rPr>
           <w:rFonts w:ascii="Times New Roman" w:hAnsi="Times New Roman" w:cs="Times New Roman"/>
@@ -599,24 +838,14 @@
           <w:lang w:val="en-US"/>
         </w:rPr>
         <w:tab/>
-        <w:t xml:space="preserve"> </w:t>
-      </w:r>
-      <w:r>
-        <w:rPr>
-          <w:rFonts w:ascii="Times New Roman" w:hAnsi="Times New Roman" w:cs="Times New Roman"/>
-          <w:color w:val="auto"/>
-          <w:lang w:val="en-US"/>
-        </w:rPr>
-        <w:t>;</w:t>
-      </w:r>
-      <w:proofErr w:type="gramEnd"/>
-      <w:r>
-        <w:rPr>
-          <w:rFonts w:ascii="Times New Roman" w:hAnsi="Times New Roman" w:cs="Times New Roman"/>
-          <w:color w:val="auto"/>
-          <w:lang w:val="en-US"/>
-        </w:rPr>
-        <w:t xml:space="preserve"> Giới tí</w:t>
+      </w:r>
+      <w:r>
+        <w:rPr>
+          <w:rFonts w:ascii="Times New Roman" w:hAnsi="Times New Roman" w:cs="Times New Roman"/>
+          <w:color w:val="auto"/>
+          <w:lang w:val="en-US"/>
+        </w:rPr>
+        <w:t>; Giới tí</w:t>
       </w:r>
       <w:r>
         <w:rPr>
@@ -640,7 +869,7 @@
         <w:tabs>
           <w:tab w:val="left" w:leader="dot" w:pos="9072"/>
         </w:tabs>
-        <w:spacing w:before="40" w:after="40" w:line="276" w:lineRule="auto"/>
+        <w:spacing w:before="40" w:after="40" w:line="252" w:lineRule="auto"/>
         <w:contextualSpacing/>
         <w:rPr>
           <w:rFonts w:ascii="Times New Roman" w:hAnsi="Times New Roman" w:cs="Times New Roman"/>
@@ -677,7 +906,7 @@
         <w:tabs>
           <w:tab w:val="left" w:leader="dot" w:pos="9072"/>
         </w:tabs>
-        <w:spacing w:before="40" w:after="40" w:line="276" w:lineRule="auto"/>
+        <w:spacing w:before="40" w:after="40" w:line="252" w:lineRule="auto"/>
         <w:contextualSpacing/>
         <w:rPr>
           <w:rFonts w:ascii="Times New Roman" w:hAnsi="Times New Roman" w:cs="Times New Roman"/>
@@ -714,7 +943,7 @@
         <w:tabs>
           <w:tab w:val="left" w:leader="dot" w:pos="9072"/>
         </w:tabs>
-        <w:spacing w:before="40" w:after="40" w:line="276" w:lineRule="auto"/>
+        <w:spacing w:before="40" w:after="40" w:line="252" w:lineRule="auto"/>
         <w:contextualSpacing/>
         <w:rPr>
           <w:rFonts w:ascii="Times New Roman" w:hAnsi="Times New Roman" w:cs="Times New Roman"/>
@@ -751,7 +980,7 @@
         <w:tabs>
           <w:tab w:val="left" w:leader="dot" w:pos="9072"/>
         </w:tabs>
-        <w:spacing w:before="40" w:after="40" w:line="276" w:lineRule="auto"/>
+        <w:spacing w:before="40" w:after="40" w:line="252" w:lineRule="auto"/>
         <w:contextualSpacing/>
         <w:rPr>
           <w:rFonts w:ascii="Times New Roman" w:hAnsi="Times New Roman" w:cs="Times New Roman"/>
@@ -780,7 +1009,7 @@
         <w:tabs>
           <w:tab w:val="left" w:leader="dot" w:pos="9072"/>
         </w:tabs>
-        <w:spacing w:before="40" w:after="40" w:line="276" w:lineRule="auto"/>
+        <w:spacing w:before="40" w:after="40" w:line="252" w:lineRule="auto"/>
         <w:contextualSpacing/>
         <w:rPr>
           <w:rFonts w:ascii="Times New Roman" w:hAnsi="Times New Roman" w:cs="Times New Roman"/>
@@ -818,7 +1047,7 @@
         <w:tabs>
           <w:tab w:val="left" w:leader="dot" w:pos="9072"/>
         </w:tabs>
-        <w:spacing w:before="40" w:after="40" w:line="276" w:lineRule="auto"/>
+        <w:spacing w:before="40" w:after="40" w:line="252" w:lineRule="auto"/>
         <w:contextualSpacing/>
         <w:rPr>
           <w:rFonts w:ascii="Times New Roman" w:hAnsi="Times New Roman" w:cs="Times New Roman"/>
@@ -861,7 +1090,7 @@
     </w:p>
     <w:p>
       <w:pPr>
-        <w:spacing w:before="40" w:after="40" w:line="276" w:lineRule="auto"/>
+        <w:spacing w:before="40" w:after="40" w:line="252" w:lineRule="auto"/>
         <w:contextualSpacing/>
         <w:rPr>
           <w:rFonts w:ascii="Times New Roman" w:hAnsi="Times New Roman" w:cs="Times New Roman"/>
@@ -912,7 +1141,7 @@
         <w:tabs>
           <w:tab w:val="left" w:leader="dot" w:pos="9072"/>
         </w:tabs>
-        <w:spacing w:before="40" w:after="40" w:line="276" w:lineRule="auto"/>
+        <w:spacing w:before="40" w:after="40" w:line="252" w:lineRule="auto"/>
         <w:contextualSpacing/>
         <w:rPr>
           <w:rFonts w:ascii="Times New Roman" w:hAnsi="Times New Roman" w:cs="Times New Roman"/>
@@ -950,7 +1179,7 @@
         <w:tabs>
           <w:tab w:val="left" w:leader="dot" w:pos="9072"/>
         </w:tabs>
-        <w:spacing w:before="40" w:after="40" w:line="276" w:lineRule="auto"/>
+        <w:spacing w:before="40" w:after="40" w:line="252" w:lineRule="auto"/>
         <w:contextualSpacing/>
         <w:rPr>
           <w:rFonts w:ascii="Times New Roman" w:hAnsi="Times New Roman" w:cs="Times New Roman"/>
@@ -988,7 +1217,7 @@
         <w:tabs>
           <w:tab w:val="left" w:leader="dot" w:pos="9072"/>
         </w:tabs>
-        <w:spacing w:before="40" w:after="40" w:line="276" w:lineRule="auto"/>
+        <w:spacing w:before="40" w:after="40" w:line="252" w:lineRule="auto"/>
         <w:contextualSpacing/>
         <w:rPr>
           <w:rFonts w:ascii="Times New Roman" w:hAnsi="Times New Roman" w:cs="Times New Roman"/>
@@ -1002,7 +1231,23 @@
           <w:color w:val="auto"/>
           <w:lang w:val="en-US"/>
         </w:rPr>
-        <w:t>Vợ:</w:t>
+        <w:t>Vợ</w:t>
+      </w:r>
+      <w:r>
+        <w:rPr>
+          <w:rFonts w:ascii="Times New Roman" w:hAnsi="Times New Roman" w:cs="Times New Roman"/>
+          <w:color w:val="auto"/>
+          <w:lang w:val="en-US"/>
+        </w:rPr>
+        <w:t>/Chồng</w:t>
+      </w:r>
+      <w:r>
+        <w:rPr>
+          <w:rFonts w:ascii="Times New Roman" w:hAnsi="Times New Roman" w:cs="Times New Roman"/>
+          <w:color w:val="auto"/>
+          <w:lang w:val="en-US"/>
+        </w:rPr>
+        <w:t>:</w:t>
       </w:r>
       <w:r>
         <w:rPr>
@@ -1026,13 +1271,11 @@
         <w:tabs>
           <w:tab w:val="left" w:leader="dot" w:pos="9072"/>
         </w:tabs>
-        <w:spacing w:before="40" w:after="40" w:line="276" w:lineRule="auto"/>
+        <w:spacing w:before="40" w:after="40" w:line="252" w:lineRule="auto"/>
         <w:contextualSpacing/>
-        <w:jc w:val="both"/>
         <w:rPr>
           <w:rFonts w:ascii="Times New Roman" w:hAnsi="Times New Roman" w:cs="Times New Roman"/>
           <w:b/>
-          <w:bCs/>
           <w:color w:val="auto"/>
           <w:lang w:val="en-US"/>
         </w:rPr>
@@ -1041,543 +1284,497 @@
         <w:rPr>
           <w:rFonts w:ascii="Times New Roman" w:hAnsi="Times New Roman" w:cs="Times New Roman"/>
           <w:b/>
-        </w:rPr>
-        <w:t xml:space="preserve">3. Thông tin phần mộ liệt sĩ đã xác định:</w:t>
+          <w:color w:val="auto"/>
+          <w:lang w:val="en-US"/>
+        </w:rPr>
+        <w:t>Thông tin về phần mộ liệt sĩ:</w:t>
+      </w:r>
+      <w:r>
+        <w:rPr>
+          <w:rFonts w:ascii="Times New Roman" w:hAnsi="Times New Roman" w:cs="Times New Roman"/>
+          <w:b/>
+          <w:color w:val="auto"/>
+          <w:lang w:val="en-US"/>
+        </w:rPr>
+        <w:t xml:space="preserve"> </w:t>
+      </w:r>
+      <w:r>
+        <w:rPr>
+          <w:rFonts w:ascii="Arial" w:hAnsi="Arial" w:cs="Arial"/>
+          <w:sz w:val="26"/>
+        </w:rPr>
+        <w:sym w:font="Wingdings 2" w:char="F0A3"/>
+      </w:r>
+      <w:r>
+        <w:rPr>
+          <w:rFonts w:ascii="Arial" w:hAnsi="Arial" w:cs="Arial"/>
+          <w:sz w:val="20"/>
+        </w:rPr>
+        <w:t xml:space="preserve">   </w:t>
+      </w:r>
+      <w:r>
+        <w:rPr>
+          <w:rFonts w:ascii="Arial" w:hAnsi="Arial" w:cs="Arial"/>
+          <w:sz w:val="20"/>
+          <w:lang w:val="en-US"/>
+        </w:rPr>
+        <w:t xml:space="preserve">Mộ có hài cốt liệt sĩ                </w:t>
+      </w:r>
+      <w:r>
+        <w:rPr>
+          <w:rFonts w:ascii="Arial" w:hAnsi="Arial" w:cs="Arial"/>
+          <w:sz w:val="26"/>
+        </w:rPr>
+        <w:sym w:font="Wingdings 2" w:char="F0A3"/>
+      </w:r>
+      <w:r>
+        <w:rPr>
+          <w:rFonts w:ascii="Arial" w:hAnsi="Arial" w:cs="Arial"/>
+          <w:sz w:val="20"/>
+        </w:rPr>
+        <w:t xml:space="preserve">   </w:t>
+      </w:r>
+      <w:r>
+        <w:rPr>
+          <w:rFonts w:ascii="Arial" w:hAnsi="Arial" w:cs="Arial"/>
+          <w:sz w:val="20"/>
+          <w:lang w:val="en-US"/>
+        </w:rPr>
+        <w:t>Mộ không có hài cốt liệt sĩ</w:t>
       </w:r>
     </w:p>
-    <w:tbl xmlns:w="http://schemas.openxmlformats.org/wordprocessingml/2006/main">
-      <w:tblPr>
-        <w:tblStyle w:val="TableGrid"/>
-        <w:tblW w:w="9481" w:type="dxa"/>
-        <w:tblBorders>
-          <w:top w:val="single" w:sz="4" w:space="0" w:color="auto"/>
-          <w:left w:val="single" w:sz="4" w:space="0" w:color="auto"/>
-          <w:bottom w:val="single" w:sz="4" w:space="0" w:color="auto"/>
-          <w:right w:val="single" w:sz="4" w:space="0" w:color="auto"/>
-          <w:insideH w:val="single" w:sz="4" w:space="0" w:color="auto"/>
-          <w:insideV w:val="single" w:sz="4" w:space="0" w:color="auto"/>
-        </w:tblBorders>
-      </w:tblPr>
-      <w:tblGrid>
-        <w:gridCol w:w="3400"/>
-        <w:gridCol w:w="6081"/>
-      </w:tblGrid>
-      <w:tr>
-        <w:tc>
-          <w:tcPr>
-            <w:tcW w:w="3400" w:type="dxa"/>
-          </w:tcPr>
-          <w:p>
-            <w:pPr>
-              <w:spacing w:before="60" w:after="60"/>
-              <w:rPr>
-                <w:rFonts w:ascii="Times New Roman" w:hAnsi="Times New Roman"/>
-                <w:b/>
-                <w:sz w:val="24"/>
-              </w:rPr>
-            </w:pPr>
-            <w:r>
-              <w:rPr>
-                <w:rFonts w:ascii="Times New Roman" w:hAnsi="Times New Roman"/>
-                <w:b/>
-                <w:sz w:val="24"/>
-              </w:rPr>
-              <w:t>Hình thức an táng / Tình trạng mộ:</w:t>
-            </w:r>
-          </w:p>
-        </w:tc>
-        <w:tc>
-          <w:tcPr>
-            <w:tcW w:w="6081" w:type="dxa"/>
-          </w:tcPr>
-          <w:p>
-            <w:pPr>
-              <w:spacing w:before="60" w:after="60"/>
-              <w:rPr>
-                <w:rFonts w:ascii="Times New Roman" w:hAnsi="Times New Roman"/>
-                <w:sz w:val="24"/>
-              </w:rPr>
-            </w:pPr>
-            <w:r>
-              <w:rPr>
-                <w:rFonts w:ascii="Times New Roman" w:hAnsi="Times New Roman"/>
-                <w:sz w:val="24"/>
-              </w:rPr>
-              <w:t/>
-            </w:r>
-          </w:p>
-        </w:tc>
-      </w:tr>
-      <w:tr>
-        <w:tc>
-          <w:tcPr>
-            <w:tcW w:w="3400" w:type="dxa"/>
-          </w:tcPr>
-          <w:p>
-            <w:pPr>
-              <w:spacing w:before="60" w:after="60"/>
-              <w:rPr>
-                <w:rFonts w:ascii="Times New Roman" w:hAnsi="Times New Roman"/>
-                <w:b/>
-                <w:sz w:val="24"/>
-              </w:rPr>
-            </w:pPr>
-            <w:r>
-              <w:rPr>
-                <w:rFonts w:ascii="Times New Roman" w:hAnsi="Times New Roman"/>
-                <w:b/>
-                <w:sz w:val="24"/>
-              </w:rPr>
-              <w:t>Tên nghĩa trang liệt sĩ / Nơi an táng:</w:t>
-            </w:r>
-          </w:p>
-        </w:tc>
-        <w:tc>
-          <w:tcPr>
-            <w:tcW w:w="6081" w:type="dxa"/>
-          </w:tcPr>
-          <w:p>
-            <w:pPr>
-              <w:spacing w:before="60" w:after="60"/>
-              <w:rPr>
-                <w:rFonts w:ascii="Times New Roman" w:hAnsi="Times New Roman"/>
-                <w:sz w:val="24"/>
-              </w:rPr>
-            </w:pPr>
-            <w:r>
-              <w:rPr>
-                <w:rFonts w:ascii="Times New Roman" w:hAnsi="Times New Roman"/>
-                <w:sz w:val="24"/>
-              </w:rPr>
-              <w:t/>
-            </w:r>
-          </w:p>
-        </w:tc>
-      </w:tr>
-      <w:tr>
-        <w:tc>
-          <w:tcPr>
-            <w:tcW w:w="3400" w:type="dxa"/>
-          </w:tcPr>
-          <w:p>
-            <w:pPr>
-              <w:spacing w:before="60" w:after="60"/>
-              <w:rPr>
-                <w:rFonts w:ascii="Times New Roman" w:hAnsi="Times New Roman"/>
-                <w:b/>
-                <w:sz w:val="24"/>
-              </w:rPr>
-            </w:pPr>
-            <w:r>
-              <w:rPr>
-                <w:rFonts w:ascii="Times New Roman" w:hAnsi="Times New Roman"/>
-                <w:b/>
-                <w:sz w:val="24"/>
-              </w:rPr>
-              <w:t>Loại nghĩa trang:</w:t>
-            </w:r>
-          </w:p>
-        </w:tc>
-        <w:tc>
-          <w:tcPr>
-            <w:tcW w:w="6081" w:type="dxa"/>
-          </w:tcPr>
-          <w:p>
-            <w:pPr>
-              <w:spacing w:before="60" w:after="60"/>
-              <w:rPr>
-                <w:rFonts w:ascii="Times New Roman" w:hAnsi="Times New Roman"/>
-                <w:sz w:val="24"/>
-              </w:rPr>
-            </w:pPr>
-            <w:r>
-              <w:rPr>
-                <w:rFonts w:ascii="Times New Roman" w:hAnsi="Times New Roman"/>
-                <w:sz w:val="24"/>
-              </w:rPr>
-              <w:t/>
-            </w:r>
-          </w:p>
-        </w:tc>
-      </w:tr>
-      <w:tr>
-        <w:tc>
-          <w:tcPr>
-            <w:tcW w:w="3400" w:type="dxa"/>
-          </w:tcPr>
-          <w:p>
-            <w:pPr>
-              <w:spacing w:before="60" w:after="60"/>
-              <w:rPr>
-                <w:rFonts w:ascii="Times New Roman" w:hAnsi="Times New Roman"/>
-                <w:b/>
-                <w:sz w:val="24"/>
-              </w:rPr>
-            </w:pPr>
-            <w:r>
-              <w:rPr>
-                <w:rFonts w:ascii="Times New Roman" w:hAnsi="Times New Roman"/>
-                <w:b/>
-                <w:sz w:val="24"/>
-              </w:rPr>
-              <w:t>Địa chỉ nghĩa trang chi tiết:</w:t>
-            </w:r>
-          </w:p>
-        </w:tc>
-        <w:tc>
-          <w:tcPr>
-            <w:tcW w:w="6081" w:type="dxa"/>
-          </w:tcPr>
-          <w:p>
-            <w:pPr>
-              <w:spacing w:before="60" w:after="60"/>
-              <w:rPr>
-                <w:rFonts w:ascii="Times New Roman" w:hAnsi="Times New Roman"/>
-                <w:sz w:val="24"/>
-              </w:rPr>
-            </w:pPr>
-            <w:r>
-              <w:rPr>
-                <w:rFonts w:ascii="Times New Roman" w:hAnsi="Times New Roman"/>
-                <w:sz w:val="24"/>
-              </w:rPr>
-              <w:t/>
-            </w:r>
-          </w:p>
-        </w:tc>
-      </w:tr>
-      <w:tr>
-        <w:tc>
-          <w:tcPr>
-            <w:tcW w:w="3400" w:type="dxa"/>
-          </w:tcPr>
-          <w:p>
-            <w:pPr>
-              <w:spacing w:before="60" w:after="60"/>
-              <w:rPr>
-                <w:rFonts w:ascii="Times New Roman" w:hAnsi="Times New Roman"/>
-                <w:b/>
-                <w:sz w:val="24"/>
-              </w:rPr>
-            </w:pPr>
-            <w:r>
-              <w:rPr>
-                <w:rFonts w:ascii="Times New Roman" w:hAnsi="Times New Roman"/>
-                <w:b/>
-                <w:sz w:val="24"/>
-              </w:rPr>
-              <w:t>Địa điểm quy tập / an táng trước khi tiếp nhận:</w:t>
-            </w:r>
-          </w:p>
-        </w:tc>
-        <w:tc>
-          <w:tcPr>
-            <w:tcW w:w="6081" w:type="dxa"/>
-          </w:tcPr>
-          <w:p>
-            <w:pPr>
-              <w:spacing w:before="60" w:after="60"/>
-              <w:rPr>
-                <w:rFonts w:ascii="Times New Roman" w:hAnsi="Times New Roman"/>
-                <w:sz w:val="24"/>
-              </w:rPr>
-            </w:pPr>
-            <w:r>
-              <w:rPr>
-                <w:rFonts w:ascii="Times New Roman" w:hAnsi="Times New Roman"/>
-                <w:sz w:val="24"/>
-              </w:rPr>
-              <w:t/>
-            </w:r>
-          </w:p>
-        </w:tc>
-      </w:tr>
-      <w:tr>
-        <w:tc>
-          <w:tcPr>
-            <w:tcW w:w="3400" w:type="dxa"/>
-          </w:tcPr>
-          <w:p>
-            <w:pPr>
-              <w:spacing w:before="60" w:after="60"/>
-              <w:rPr>
-                <w:rFonts w:ascii="Times New Roman" w:hAnsi="Times New Roman"/>
-                <w:b/>
-                <w:sz w:val="24"/>
-              </w:rPr>
-            </w:pPr>
-            <w:r>
-              <w:rPr>
-                <w:rFonts w:ascii="Times New Roman" w:hAnsi="Times New Roman"/>
-                <w:b/>
-                <w:sz w:val="24"/>
-              </w:rPr>
-              <w:t>Đơn vị quy tập / an táng trước khi tiếp nhận:</w:t>
-            </w:r>
-          </w:p>
-        </w:tc>
-        <w:tc>
-          <w:tcPr>
-            <w:tcW w:w="6081" w:type="dxa"/>
-          </w:tcPr>
-          <w:p>
-            <w:pPr>
-              <w:spacing w:before="60" w:after="60"/>
-              <w:rPr>
-                <w:rFonts w:ascii="Times New Roman" w:hAnsi="Times New Roman"/>
-                <w:sz w:val="24"/>
-              </w:rPr>
-            </w:pPr>
-            <w:r>
-              <w:rPr>
-                <w:rFonts w:ascii="Times New Roman" w:hAnsi="Times New Roman"/>
-                <w:sz w:val="24"/>
-              </w:rPr>
-              <w:t/>
-            </w:r>
-          </w:p>
-        </w:tc>
-      </w:tr>
-      <w:tr>
-        <w:tc>
-          <w:tcPr>
-            <w:tcW w:w="3400" w:type="dxa"/>
-          </w:tcPr>
-          <w:p>
-            <w:pPr>
-              <w:spacing w:before="60" w:after="60"/>
-              <w:rPr>
-                <w:rFonts w:ascii="Times New Roman" w:hAnsi="Times New Roman"/>
-                <w:b/>
-                <w:sz w:val="24"/>
-              </w:rPr>
-            </w:pPr>
-            <w:r>
-              <w:rPr>
-                <w:rFonts w:ascii="Times New Roman" w:hAnsi="Times New Roman"/>
-                <w:b/>
-                <w:sz w:val="24"/>
-              </w:rPr>
-              <w:t>Thời gian đưa vào an táng tại nghĩa trang:</w:t>
-            </w:r>
-          </w:p>
-        </w:tc>
-        <w:tc>
-          <w:tcPr>
-            <w:tcW w:w="6081" w:type="dxa"/>
-          </w:tcPr>
-          <w:p>
-            <w:pPr>
-              <w:spacing w:before="60" w:after="60"/>
-              <w:rPr>
-                <w:rFonts w:ascii="Times New Roman" w:hAnsi="Times New Roman"/>
-                <w:sz w:val="24"/>
-              </w:rPr>
-            </w:pPr>
-            <w:r>
-              <w:rPr>
-                <w:rFonts w:ascii="Times New Roman" w:hAnsi="Times New Roman"/>
-                <w:sz w:val="24"/>
-              </w:rPr>
-              <w:t/>
-            </w:r>
-          </w:p>
-        </w:tc>
-      </w:tr>
-      <w:tr>
-        <w:tc>
-          <w:tcPr>
-            <w:tcW w:w="3400" w:type="dxa"/>
-          </w:tcPr>
-          <w:p>
-            <w:pPr>
-              <w:spacing w:before="60" w:after="60"/>
-              <w:rPr>
-                <w:rFonts w:ascii="Times New Roman" w:hAnsi="Times New Roman"/>
-                <w:b/>
-                <w:sz w:val="24"/>
-              </w:rPr>
-            </w:pPr>
-            <w:r>
-              <w:rPr>
-                <w:rFonts w:ascii="Times New Roman" w:hAnsi="Times New Roman"/>
-                <w:b/>
-                <w:sz w:val="24"/>
-              </w:rPr>
-              <w:t>Vị trí mộ cụ thể (Khu, Lô, Hàng, Số mộ):</w:t>
-            </w:r>
-          </w:p>
-        </w:tc>
-        <w:tc>
-          <w:tcPr>
-            <w:tcW w:w="6081" w:type="dxa"/>
-          </w:tcPr>
-          <w:p>
-            <w:pPr>
-              <w:spacing w:before="60" w:after="60"/>
-              <w:rPr>
-                <w:rFonts w:ascii="Times New Roman" w:hAnsi="Times New Roman"/>
-                <w:sz w:val="24"/>
-              </w:rPr>
-            </w:pPr>
-            <w:r>
-              <w:rPr>
-                <w:rFonts w:ascii="Times New Roman" w:hAnsi="Times New Roman"/>
-                <w:sz w:val="24"/>
-              </w:rPr>
-              <w:t/>
-            </w:r>
-          </w:p>
-        </w:tc>
-      </w:tr>
-      <w:tr>
-        <w:tc>
-          <w:tcPr>
-            <w:tcW w:w="3400" w:type="dxa"/>
-          </w:tcPr>
-          <w:p>
-            <w:pPr>
-              <w:spacing w:before="60" w:after="60"/>
-              <w:rPr>
-                <w:rFonts w:ascii="Times New Roman" w:hAnsi="Times New Roman"/>
-                <w:b/>
-                <w:sz w:val="24"/>
-              </w:rPr>
-            </w:pPr>
-            <w:r>
-              <w:rPr>
-                <w:rFonts w:ascii="Times New Roman" w:hAnsi="Times New Roman"/>
-                <w:b/>
-                <w:sz w:val="24"/>
-              </w:rPr>
-              <w:t>Thông tin ghi trên bia mộ &amp; Nội dung cụ thể:</w:t>
-            </w:r>
-          </w:p>
-        </w:tc>
-        <w:tc>
-          <w:tcPr>
-            <w:tcW w:w="6081" w:type="dxa"/>
-          </w:tcPr>
-          <w:p>
-            <w:pPr>
-              <w:spacing w:before="60" w:after="60"/>
-              <w:rPr>
-                <w:rFonts w:ascii="Times New Roman" w:hAnsi="Times New Roman"/>
-                <w:sz w:val="24"/>
-              </w:rPr>
-            </w:pPr>
-            <w:r>
-              <w:rPr>
-                <w:rFonts w:ascii="Times New Roman" w:hAnsi="Times New Roman"/>
-                <w:sz w:val="24"/>
-              </w:rPr>
-              <w:t/>
-            </w:r>
-          </w:p>
-        </w:tc>
-      </w:tr>
-      <w:tr>
-        <w:tc>
-          <w:tcPr>
-            <w:tcW w:w="3400" w:type="dxa"/>
-          </w:tcPr>
-          <w:p>
-            <w:pPr>
-              <w:spacing w:before="60" w:after="60"/>
-              <w:rPr>
-                <w:rFonts w:ascii="Times New Roman" w:hAnsi="Times New Roman"/>
-                <w:b/>
-                <w:sz w:val="24"/>
-              </w:rPr>
-            </w:pPr>
-            <w:r>
-              <w:rPr>
-                <w:rFonts w:ascii="Times New Roman" w:hAnsi="Times New Roman"/>
-                <w:b/>
-                <w:sz w:val="24"/>
-              </w:rPr>
-              <w:t>Tình trạng hài cốt trong mộ &amp; Quy tập:</w:t>
-            </w:r>
-          </w:p>
-        </w:tc>
-        <w:tc>
-          <w:tcPr>
-            <w:tcW w:w="6081" w:type="dxa"/>
-          </w:tcPr>
-          <w:p>
-            <w:pPr>
-              <w:spacing w:before="60" w:after="60"/>
-              <w:rPr>
-                <w:rFonts w:ascii="Times New Roman" w:hAnsi="Times New Roman"/>
-                <w:sz w:val="24"/>
-              </w:rPr>
-            </w:pPr>
-            <w:r>
-              <w:rPr>
-                <w:rFonts w:ascii="Times New Roman" w:hAnsi="Times New Roman"/>
-                <w:sz w:val="24"/>
-              </w:rPr>
-              <w:t/>
-            </w:r>
-          </w:p>
-        </w:tc>
-      </w:tr>
-      <w:tr>
-        <w:tc>
-          <w:tcPr>
-            <w:tcW w:w="3400" w:type="dxa"/>
-          </w:tcPr>
-          <w:p>
-            <w:pPr>
-              <w:spacing w:before="60" w:after="60"/>
-              <w:rPr>
-                <w:rFonts w:ascii="Times New Roman" w:hAnsi="Times New Roman"/>
-                <w:b/>
-                <w:sz w:val="24"/>
-              </w:rPr>
-            </w:pPr>
-            <w:r>
-              <w:rPr>
-                <w:rFonts w:ascii="Times New Roman" w:hAnsi="Times New Roman"/>
-                <w:b/>
-                <w:sz w:val="24"/>
-              </w:rPr>
-              <w:t>Ghi chú về phần mộ / Di vật kèm theo:</w:t>
-            </w:r>
-          </w:p>
-        </w:tc>
-        <w:tc>
-          <w:tcPr>
-            <w:tcW w:w="6081" w:type="dxa"/>
-          </w:tcPr>
-          <w:p>
-            <w:pPr>
-              <w:spacing w:before="60" w:after="60"/>
-              <w:rPr>
-                <w:rFonts w:ascii="Times New Roman" w:hAnsi="Times New Roman"/>
-                <w:sz w:val="24"/>
-              </w:rPr>
-            </w:pPr>
-            <w:r>
-              <w:rPr>
-                <w:rFonts w:ascii="Times New Roman" w:hAnsi="Times New Roman"/>
-                <w:sz w:val="24"/>
-              </w:rPr>
-              <w:t/>
-            </w:r>
-          </w:p>
-        </w:tc>
-      </w:tr>
-    </w:tbl>
-    <w:p xmlns:w="http://schemas.openxmlformats.org/wordprocessingml/2006/main">
+    <w:p>
       <w:pPr>
-        <w:spacing w:before="120" w:after="120"/>
+        <w:tabs>
+          <w:tab w:val="left" w:leader="dot" w:pos="9072"/>
+        </w:tabs>
+        <w:spacing w:before="40" w:after="40" w:line="252" w:lineRule="auto"/>
+        <w:contextualSpacing/>
+        <w:rPr>
+          <w:rFonts w:ascii="Times New Roman" w:hAnsi="Times New Roman" w:cs="Times New Roman"/>
+          <w:color w:val="auto"/>
+          <w:lang w:val="en-US"/>
+        </w:rPr>
       </w:pPr>
+      <w:r>
+        <w:rPr>
+          <w:rFonts w:ascii="Times New Roman" w:hAnsi="Times New Roman" w:cs="Times New Roman"/>
+          <w:color w:val="auto"/>
+          <w:lang w:val="en-US"/>
+        </w:rPr>
+        <w:t>Tên nghĩa trang:</w:t>
+      </w:r>
+      <w:r>
+        <w:rPr>
+          <w:rFonts w:ascii="Times New Roman" w:hAnsi="Times New Roman" w:cs="Times New Roman"/>
+          <w:color w:val="auto"/>
+          <w:lang w:val="en-US"/>
+        </w:rPr>
+        <w:tab/>
+      </w:r>
+    </w:p>
+    <w:p>
+      <w:pPr>
+        <w:tabs>
+          <w:tab w:val="left" w:leader="dot" w:pos="9072"/>
+        </w:tabs>
+        <w:spacing w:before="40" w:after="40" w:line="252" w:lineRule="auto"/>
+        <w:contextualSpacing/>
+        <w:rPr>
+          <w:rFonts w:ascii="Times New Roman" w:hAnsi="Times New Roman" w:cs="Times New Roman"/>
+          <w:color w:val="auto"/>
+          <w:lang w:val="en-US"/>
+        </w:rPr>
+      </w:pPr>
+      <w:r>
+        <w:rPr>
+          <w:rFonts w:ascii="Arial" w:hAnsi="Arial" w:cs="Arial"/>
+          <w:sz w:val="26"/>
+        </w:rPr>
+        <w:sym w:font="Wingdings 2" w:char="F0A3"/>
+      </w:r>
+      <w:r>
+        <w:rPr>
+          <w:rFonts w:ascii="Arial" w:hAnsi="Arial" w:cs="Arial"/>
+          <w:sz w:val="20"/>
+        </w:rPr>
+        <w:t xml:space="preserve">   </w:t>
+      </w:r>
+      <w:r>
+        <w:rPr>
+          <w:rFonts w:ascii="Arial" w:hAnsi="Arial" w:cs="Arial"/>
+          <w:sz w:val="20"/>
+        </w:rPr>
+        <w:t>Nghĩa trang liệ</w:t>
+      </w:r>
+      <w:r>
+        <w:rPr>
+          <w:rFonts w:ascii="Arial" w:hAnsi="Arial" w:cs="Arial"/>
+          <w:sz w:val="20"/>
+        </w:rPr>
+        <w:t xml:space="preserve">t sĩ  </w:t>
+      </w:r>
+      <w:r>
+        <w:rPr>
+          <w:rFonts w:ascii="Arial" w:hAnsi="Arial" w:cs="Arial"/>
+          <w:sz w:val="20"/>
+          <w:lang w:val="en-US"/>
+        </w:rPr>
+        <w:t xml:space="preserve">                                                                       </w:t>
+      </w:r>
+      <w:r>
+        <w:rPr>
+          <w:rFonts w:ascii="Arial" w:hAnsi="Arial" w:cs="Arial"/>
+          <w:sz w:val="20"/>
+        </w:rPr>
+        <w:t xml:space="preserve">      </w:t>
+      </w:r>
+      <w:r>
+        <w:rPr>
+          <w:rFonts w:ascii="Arial" w:hAnsi="Arial" w:cs="Arial"/>
+          <w:sz w:val="26"/>
+        </w:rPr>
+        <w:sym w:font="Wingdings 2" w:char="F0A3"/>
+      </w:r>
+      <w:r>
+        <w:rPr>
+          <w:rFonts w:ascii="Arial" w:hAnsi="Arial" w:cs="Arial"/>
+          <w:sz w:val="20"/>
+        </w:rPr>
+        <w:t xml:space="preserve">   </w:t>
+      </w:r>
+      <w:r>
+        <w:rPr>
+          <w:rFonts w:ascii="Arial" w:hAnsi="Arial" w:cs="Arial"/>
+          <w:sz w:val="20"/>
+          <w:lang w:val="en-US"/>
+        </w:rPr>
+        <w:t>N</w:t>
+      </w:r>
+      <w:r>
+        <w:rPr>
+          <w:rFonts w:ascii="Arial" w:hAnsi="Arial" w:cs="Arial"/>
+          <w:sz w:val="20"/>
+        </w:rPr>
+        <w:t>goài nghĩa trang liệt s</w:t>
+      </w:r>
+      <w:r>
+        <w:rPr>
+          <w:rFonts w:ascii="Arial" w:hAnsi="Arial" w:cs="Arial"/>
+          <w:sz w:val="20"/>
+          <w:lang w:val="en-US"/>
+        </w:rPr>
+        <w:t>ĩ</w:t>
+      </w:r>
+      <w:r>
+        <w:rPr>
+          <w:rFonts w:ascii="Arial" w:hAnsi="Arial" w:cs="Arial"/>
+          <w:sz w:val="20"/>
+        </w:rPr>
+        <w:t xml:space="preserve"> </w:t>
+      </w:r>
+    </w:p>
+    <w:p>
+      <w:pPr>
+        <w:tabs>
+          <w:tab w:val="left" w:leader="dot" w:pos="9072"/>
+        </w:tabs>
+        <w:spacing w:before="40" w:after="40" w:line="252" w:lineRule="auto"/>
+        <w:contextualSpacing/>
+        <w:rPr>
+          <w:rFonts w:ascii="Times New Roman" w:hAnsi="Times New Roman" w:cs="Times New Roman"/>
+          <w:color w:val="auto"/>
+          <w:lang w:val="en-US"/>
+        </w:rPr>
+      </w:pPr>
+      <w:r>
+        <w:rPr>
+          <w:rFonts w:ascii="Times New Roman" w:hAnsi="Times New Roman" w:cs="Times New Roman"/>
+          <w:color w:val="auto"/>
+          <w:lang w:val="en-US"/>
+        </w:rPr>
+        <w:t>Nghĩa trang thuộc tỉnh/thành phố</w:t>
+      </w:r>
+      <w:r>
+        <w:rPr>
+          <w:rFonts w:ascii="Times New Roman" w:hAnsi="Times New Roman" w:cs="Times New Roman"/>
+          <w:color w:val="auto"/>
+          <w:lang w:val="en-US"/>
+        </w:rPr>
+        <w:t xml:space="preserve"> (</w:t>
+      </w:r>
+      <w:r>
+        <w:rPr>
+          <w:rFonts w:ascii="Arial" w:hAnsi="Arial" w:cs="Arial"/>
+          <w:sz w:val="20"/>
+        </w:rPr>
+        <w:t xml:space="preserve">ghi rõ </w:t>
+      </w:r>
+      <w:r>
+        <w:rPr>
+          <w:rFonts w:ascii="Arial" w:hAnsi="Arial" w:cs="Arial"/>
+          <w:sz w:val="20"/>
+          <w:lang w:val="en-US"/>
+        </w:rPr>
+        <w:t>địa chỉ chi tiết</w:t>
+      </w:r>
+      <w:r>
+        <w:rPr>
+          <w:rFonts w:ascii="Arial" w:hAnsi="Arial" w:cs="Arial"/>
+          <w:sz w:val="20"/>
+        </w:rPr>
+        <w:t>, xã, huyện, tỉ</w:t>
+      </w:r>
+      <w:r>
+        <w:rPr>
+          <w:rFonts w:ascii="Arial" w:hAnsi="Arial" w:cs="Arial"/>
+          <w:sz w:val="20"/>
+        </w:rPr>
+        <w:t>nh</w:t>
+      </w:r>
+      <w:r>
+        <w:rPr>
+          <w:rFonts w:ascii="Times New Roman" w:hAnsi="Times New Roman" w:cs="Times New Roman"/>
+          <w:color w:val="auto"/>
+          <w:lang w:val="en-US"/>
+        </w:rPr>
+        <w:t>)</w:t>
+      </w:r>
+      <w:r>
+        <w:rPr>
+          <w:rFonts w:ascii="Times New Roman" w:hAnsi="Times New Roman" w:cs="Times New Roman"/>
+          <w:color w:val="auto"/>
+          <w:lang w:val="en-US"/>
+        </w:rPr>
+        <w:t>:</w:t>
+      </w:r>
+      <w:r>
+        <w:rPr>
+          <w:rFonts w:ascii="Times New Roman" w:hAnsi="Times New Roman" w:cs="Times New Roman"/>
+          <w:color w:val="auto"/>
+          <w:lang w:val="en-US"/>
+        </w:rPr>
+        <w:tab/>
+      </w:r>
+    </w:p>
+    <w:p>
+      <w:pPr>
+        <w:tabs>
+          <w:tab w:val="left" w:leader="dot" w:pos="9072"/>
+        </w:tabs>
+        <w:spacing w:before="40" w:after="40" w:line="252" w:lineRule="auto"/>
+        <w:contextualSpacing/>
+        <w:rPr>
+          <w:rFonts w:ascii="Times New Roman" w:hAnsi="Times New Roman" w:cs="Times New Roman"/>
+          <w:color w:val="auto"/>
+          <w:lang w:val="en-US"/>
+        </w:rPr>
+      </w:pPr>
+      <w:r>
+        <w:rPr>
+          <w:rFonts w:ascii="Times New Roman" w:hAnsi="Times New Roman" w:cs="Times New Roman"/>
+          <w:color w:val="auto"/>
+          <w:lang w:val="en-US"/>
+        </w:rPr>
+        <w:tab/>
+      </w:r>
+    </w:p>
+    <w:p>
+      <w:pPr>
+        <w:tabs>
+          <w:tab w:val="left" w:leader="dot" w:pos="9072"/>
+        </w:tabs>
+        <w:spacing w:before="40" w:after="40" w:line="252" w:lineRule="auto"/>
+        <w:contextualSpacing/>
+        <w:rPr>
+          <w:rFonts w:ascii="Times New Roman" w:hAnsi="Times New Roman" w:cs="Times New Roman"/>
+          <w:color w:val="auto"/>
+          <w:lang w:val="en-US"/>
+        </w:rPr>
+      </w:pPr>
+      <w:r>
+        <w:rPr>
+          <w:rFonts w:ascii="Times New Roman" w:hAnsi="Times New Roman" w:cs="Times New Roman"/>
+          <w:color w:val="auto"/>
+          <w:lang w:val="en-US"/>
+        </w:rPr>
+        <w:t>Địa điểm</w:t>
+      </w:r>
+      <w:r>
+        <w:rPr>
+          <w:rFonts w:ascii="Times New Roman" w:hAnsi="Times New Roman" w:cs="Times New Roman"/>
+          <w:color w:val="auto"/>
+          <w:lang w:val="en-US"/>
+        </w:rPr>
+        <w:t xml:space="preserve"> quy tập hoặc an táng hài cốt trước khi tiếp nhận</w:t>
+      </w:r>
+      <w:r>
+        <w:rPr>
+          <w:rFonts w:ascii="Times New Roman" w:hAnsi="Times New Roman" w:cs="Times New Roman"/>
+          <w:color w:val="auto"/>
+          <w:lang w:val="en-US"/>
+        </w:rPr>
+        <w:t>:</w:t>
+      </w:r>
+      <w:r>
+        <w:rPr>
+          <w:rFonts w:ascii="Times New Roman" w:hAnsi="Times New Roman" w:cs="Times New Roman"/>
+          <w:color w:val="auto"/>
+          <w:lang w:val="en-US"/>
+        </w:rPr>
+        <w:tab/>
+      </w:r>
+    </w:p>
+    <w:p>
+      <w:pPr>
+        <w:tabs>
+          <w:tab w:val="left" w:leader="dot" w:pos="9072"/>
+        </w:tabs>
+        <w:spacing w:before="40" w:after="40" w:line="252" w:lineRule="auto"/>
+        <w:contextualSpacing/>
+        <w:rPr>
+          <w:rFonts w:ascii="Times New Roman" w:hAnsi="Times New Roman" w:cs="Times New Roman"/>
+          <w:color w:val="auto"/>
+          <w:lang w:val="en-US"/>
+        </w:rPr>
+      </w:pPr>
+      <w:r>
+        <w:rPr>
+          <w:rFonts w:ascii="Times New Roman" w:hAnsi="Times New Roman" w:cs="Times New Roman"/>
+          <w:color w:val="auto"/>
+          <w:lang w:val="en-US"/>
+        </w:rPr>
+        <w:t>Đơn vị</w:t>
+      </w:r>
+      <w:r>
+        <w:rPr>
+          <w:rFonts w:ascii="Times New Roman" w:hAnsi="Times New Roman" w:cs="Times New Roman"/>
+          <w:color w:val="auto"/>
+          <w:lang w:val="en-US"/>
+        </w:rPr>
+        <w:t xml:space="preserve"> quy tập hoặc an táng hài cốt trước khi tiếp nhận</w:t>
+      </w:r>
+      <w:r>
+        <w:rPr>
+          <w:rFonts w:ascii="Times New Roman" w:hAnsi="Times New Roman" w:cs="Times New Roman"/>
+          <w:color w:val="auto"/>
+          <w:lang w:val="en-US"/>
+        </w:rPr>
+        <w:t>:</w:t>
+      </w:r>
+      <w:r>
+        <w:rPr>
+          <w:rFonts w:ascii="Times New Roman" w:hAnsi="Times New Roman" w:cs="Times New Roman"/>
+          <w:color w:val="auto"/>
+          <w:lang w:val="en-US"/>
+        </w:rPr>
+        <w:tab/>
+      </w:r>
+    </w:p>
+    <w:p>
+      <w:pPr>
+        <w:tabs>
+          <w:tab w:val="left" w:leader="dot" w:pos="9072"/>
+        </w:tabs>
+        <w:spacing w:before="40" w:after="40" w:line="252" w:lineRule="auto"/>
+        <w:contextualSpacing/>
+        <w:rPr>
+          <w:rFonts w:ascii="Times New Roman" w:hAnsi="Times New Roman" w:cs="Times New Roman"/>
+          <w:color w:val="auto"/>
+          <w:lang w:val="en-US"/>
+        </w:rPr>
+      </w:pPr>
+      <w:r>
+        <w:rPr>
+          <w:rFonts w:ascii="Times New Roman" w:hAnsi="Times New Roman" w:cs="Times New Roman"/>
+          <w:color w:val="auto"/>
+          <w:lang w:val="en-US"/>
+        </w:rPr>
+        <w:t>Thời gian đưa vào an táng trong nghĩa trang liệt sĩ:</w:t>
+      </w:r>
+      <w:r>
+        <w:rPr>
+          <w:rFonts w:ascii="Times New Roman" w:hAnsi="Times New Roman" w:cs="Times New Roman"/>
+          <w:color w:val="auto"/>
+          <w:lang w:val="en-US"/>
+        </w:rPr>
+        <w:tab/>
+      </w:r>
+    </w:p>
+    <w:p>
+      <w:pPr>
+        <w:tabs>
+          <w:tab w:val="left" w:leader="dot" w:pos="9072"/>
+        </w:tabs>
+        <w:spacing w:before="40" w:after="40" w:line="252" w:lineRule="auto"/>
+        <w:contextualSpacing/>
+        <w:rPr>
+          <w:rFonts w:ascii="Times New Roman" w:hAnsi="Times New Roman" w:cs="Times New Roman"/>
+          <w:color w:val="auto"/>
+          <w:lang w:val="en-US"/>
+        </w:rPr>
+      </w:pPr>
+      <w:r>
+        <w:rPr>
+          <w:rFonts w:ascii="Times New Roman" w:hAnsi="Times New Roman" w:cs="Times New Roman"/>
+          <w:color w:val="auto"/>
+          <w:lang w:val="en-US"/>
+        </w:rPr>
+        <w:t xml:space="preserve">Vị trí </w:t>
+      </w:r>
+      <w:r>
+        <w:rPr>
+          <w:rFonts w:ascii="Times New Roman" w:hAnsi="Times New Roman" w:cs="Times New Roman"/>
+          <w:color w:val="auto"/>
+          <w:lang w:val="en-US"/>
+        </w:rPr>
+        <w:t>mộ</w:t>
+      </w:r>
+      <w:r>
+        <w:rPr>
+          <w:rFonts w:ascii="Times New Roman" w:hAnsi="Times New Roman" w:cs="Times New Roman"/>
+          <w:color w:val="auto"/>
+          <w:lang w:val="en-US"/>
+        </w:rPr>
+        <w:t xml:space="preserve"> trong nghĩa trang liệt sĩ: Số mộ...., hàng......., lô...., khu</w:t>
+      </w:r>
+      <w:r>
+        <w:rPr>
+          <w:rFonts w:ascii="Times New Roman" w:hAnsi="Times New Roman" w:cs="Times New Roman"/>
+          <w:color w:val="auto"/>
+          <w:lang w:val="en-US"/>
+        </w:rPr>
+        <w:t xml:space="preserve"> </w:t>
+      </w:r>
+      <w:r>
+        <w:rPr>
+          <w:rFonts w:ascii="Times New Roman" w:hAnsi="Times New Roman" w:cs="Times New Roman"/>
+          <w:color w:val="auto"/>
+          <w:lang w:val="en-US"/>
+        </w:rPr>
+        <w:t>...................................</w:t>
+      </w:r>
+      <w:r>
+        <w:rPr>
+          <w:rFonts w:ascii="Times New Roman" w:hAnsi="Times New Roman" w:cs="Times New Roman"/>
+          <w:color w:val="auto"/>
+          <w:lang w:val="en-US"/>
+        </w:rPr>
+        <w:t>...</w:t>
+      </w:r>
+      <w:r>
+        <w:rPr>
+          <w:rFonts w:ascii="Times New Roman" w:hAnsi="Times New Roman" w:cs="Times New Roman"/>
+          <w:color w:val="auto"/>
+          <w:lang w:val="en-US"/>
+        </w:rPr>
+        <w:t>.</w:t>
+      </w:r>
     </w:p>
     <w:tbl>
       <w:tblPr>
         <w:tblStyle w:val="TableGrid"/>
-        <w:tblW w:w="9481" w:type="dxa"/>
+        <w:tblW w:w="14142" w:type="dxa"/>
         <w:tblBorders>
           <w:top w:val="none" w:sz="0" w:space="0" w:color="auto"/>
           <w:left w:val="none" w:sz="0" w:space="0" w:color="auto"/>
@@ -1591,6 +1788,7 @@
       <w:tblGrid>
         <w:gridCol w:w="4820"/>
         <w:gridCol w:w="4661"/>
+        <w:gridCol w:w="4661"/>
       </w:tblGrid>
       <w:tr>
         <w:tc>
@@ -1716,17 +1914,6 @@
               </w:rPr>
               <w:t>Họ và tên</w:t>
             </w:r>
-          </w:p>
-          <w:p>
-            <w:pPr>
-              <w:spacing w:before="120"/>
-              <w:rPr>
-                <w:rFonts w:ascii="Times New Roman" w:hAnsi="Times New Roman" w:cs="Times New Roman"/>
-                <w:i/>
-                <w:color w:val="auto"/>
-                <w:lang w:val="en-US"/>
-              </w:rPr>
-            </w:pPr>
           </w:p>
           <w:p>
             <w:pPr>
@@ -1944,6 +2131,11 @@
               </w:rPr>
             </w:pPr>
           </w:p>
+        </w:tc>
+        <w:tc>
+          <w:tcPr>
+            <w:tcW w:w="4661" w:type="dxa"/>
+          </w:tcPr>
           <w:p>
             <w:pPr>
               <w:spacing w:before="120"/>
@@ -1952,31 +2144,6 @@
                 <w:rFonts w:ascii="Times New Roman" w:hAnsi="Times New Roman" w:cs="Times New Roman"/>
                 <w:i/>
                 <w:color w:val="auto"/>
-                <w:lang w:val="en-US"/>
-              </w:rPr>
-            </w:pPr>
-          </w:p>
-          <w:p>
-            <w:pPr>
-              <w:spacing w:before="120"/>
-              <w:jc w:val="center"/>
-              <w:rPr>
-                <w:rFonts w:ascii="Times New Roman" w:hAnsi="Times New Roman" w:cs="Times New Roman"/>
-                <w:i/>
-                <w:color w:val="auto"/>
-                <w:lang w:val="en-US"/>
-              </w:rPr>
-            </w:pPr>
-          </w:p>
-          <w:p>
-            <w:pPr>
-              <w:spacing w:before="120"/>
-              <w:jc w:val="center"/>
-              <w:rPr>
-                <w:rFonts w:ascii="Times New Roman" w:hAnsi="Times New Roman" w:cs="Times New Roman"/>
-                <w:i/>
-                <w:color w:val="auto"/>
-                <w:lang w:val="en-US"/>
               </w:rPr>
             </w:pPr>
           </w:p>
@@ -1990,6 +2157,7 @@
           </w:tcPr>
           <w:p>
             <w:pPr>
+              <w:spacing w:before="120"/>
               <w:jc w:val="center"/>
               <w:rPr>
                 <w:rFonts w:ascii="Times New Roman" w:hAnsi="Times New Roman" w:cs="Times New Roman"/>
@@ -2034,7 +2202,15 @@
                 <w:color w:val="auto"/>
                 <w:lang w:val="en-US"/>
               </w:rPr>
-              <w:t xml:space="preserve">Nội vụ </w:t>
+              <w:t>Nội vụ n</w:t>
+            </w:r>
+            <w:r>
+              <w:rPr>
+                <w:rFonts w:ascii="Times New Roman" w:hAnsi="Times New Roman" w:cs="Times New Roman"/>
+                <w:color w:val="auto"/>
+                <w:lang w:val="en-US"/>
+              </w:rPr>
+              <w:t xml:space="preserve">ội dung khai </w:t>
             </w:r>
             <w:r>
               <w:rPr>
@@ -2120,11 +2296,103 @@
             </w:pPr>
           </w:p>
         </w:tc>
+        <w:tc>
+          <w:tcPr>
+            <w:tcW w:w="4661" w:type="dxa"/>
+          </w:tcPr>
+          <w:p>
+            <w:pPr>
+              <w:spacing w:before="120"/>
+              <w:jc w:val="center"/>
+              <w:rPr>
+                <w:rFonts w:ascii="Times New Roman" w:hAnsi="Times New Roman" w:cs="Times New Roman"/>
+                <w:i/>
+                <w:color w:val="auto"/>
+              </w:rPr>
+            </w:pPr>
+          </w:p>
+        </w:tc>
       </w:tr>
     </w:tbl>
+    <w:p>
+      <w:pPr>
+        <w:spacing w:before="120"/>
+        <w:rPr>
+          <w:rFonts w:ascii="Times New Roman" w:hAnsi="Times New Roman" w:cs="Times New Roman"/>
+          <w:i/>
+          <w:color w:val="auto"/>
+          <w:lang w:val="en-US"/>
+        </w:rPr>
+        <w:sectPr>
+          <w:pgSz w:w="11906" w:h="16838" w:code="9"/>
+          <w:pgMar w:top="567" w:right="1134" w:bottom="567" w:left="1418" w:header="709" w:footer="709" w:gutter="0"/>
+          <w:cols w:space="708"/>
+          <w:docGrid w:linePitch="360"/>
+        </w:sectPr>
+      </w:pPr>
+    </w:p>
+    <w:tbl>
+      <w:tblPr>
+        <w:tblStyle w:val="TableGrid"/>
+        <w:tblpPr w:leftFromText="180" w:rightFromText="180" w:vertAnchor="page" w:horzAnchor="margin" w:tblpY="12326"/>
+        <w:tblW w:w="5195" w:type="pct"/>
+        <w:tblBorders>
+          <w:top w:val="none" w:sz="0" w:space="0" w:color="auto"/>
+          <w:left w:val="none" w:sz="0" w:space="0" w:color="auto"/>
+          <w:bottom w:val="none" w:sz="0" w:space="0" w:color="auto"/>
+          <w:right w:val="none" w:sz="0" w:space="0" w:color="auto"/>
+          <w:insideH w:val="none" w:sz="0" w:space="0" w:color="auto"/>
+          <w:insideV w:val="none" w:sz="0" w:space="0" w:color="auto"/>
+        </w:tblBorders>
+        <w:tblCellMar>
+          <w:left w:w="0" w:type="dxa"/>
+          <w:right w:w="0" w:type="dxa"/>
+        </w:tblCellMar>
+        <w:tblLook w:val="01E0" w:firstRow="1" w:lastRow="1" w:firstColumn="1" w:lastColumn="1" w:noHBand="0" w:noVBand="0"/>
+      </w:tblPr>
+      <w:tblGrid>
+        <w:gridCol w:w="13465"/>
+      </w:tblGrid>
+      <w:tr>
+        <w:trPr>
+          <w:trHeight w:val="396"/>
+        </w:trPr>
+        <w:tc>
+          <w:tcPr>
+            <w:tcW w:w="5000" w:type="pct"/>
+          </w:tcPr>
+          <w:p>
+            <w:pPr>
+              <w:spacing w:before="120"/>
+              <w:rPr>
+                <w:rFonts w:ascii="Times New Roman" w:hAnsi="Times New Roman" w:cs="Times New Roman"/>
+                <w:i/>
+                <w:color w:val="auto"/>
+                <w:lang w:val="en-US"/>
+              </w:rPr>
+            </w:pPr>
+          </w:p>
+        </w:tc>
+      </w:tr>
+    </w:tbl>
+    <w:p>
+      <w:pPr>
+        <w:spacing w:before="120"/>
+        <w:ind w:right="1478"/>
+        <w:jc w:val="center"/>
+        <w:rPr>
+          <w:rFonts w:ascii="Times New Roman" w:hAnsi="Times New Roman" w:cs="Times New Roman"/>
+          <w:bCs/>
+          <w:i/>
+          <w:color w:val="auto"/>
+          <w:sz w:val="20"/>
+          <w:lang w:val="en-US"/>
+        </w:rPr>
+      </w:pPr>
+    </w:p>
     <w:sectPr>
-      <w:pgSz w:w="16838" w:h="11906" w:orient="landscape" w:code="9"/>
-      <w:pgMar w:top="851" w:right="1440" w:bottom="1440" w:left="1440" w:header="708" w:footer="708" w:gutter="0"/>
+      <w:pgSz w:w="15840" w:h="12240" w:orient="landscape"/>
+      <w:pgMar w:top="1440" w:right="1440" w:bottom="1440" w:left="1440" w:header="708" w:footer="708" w:gutter="0"/>
       <w:cols w:space="708"/>
       <w:docGrid w:linePitch="360"/>
     </w:sectPr>
@@ -2291,7 +2559,6 @@
     <w:lsdException w:name="HTML Sample" w:semiHidden="1" w:unhideWhenUsed="1"/>
     <w:lsdException w:name="HTML Typewriter" w:semiHidden="1" w:unhideWhenUsed="1"/>
     <w:lsdException w:name="HTML Variable" w:semiHidden="1" w:unhideWhenUsed="1"/>
-    <w:lsdException w:name="Normal Table" w:semiHidden="1" w:unhideWhenUsed="1"/>
     <w:lsdException w:name="annotation subject" w:semiHidden="1" w:unhideWhenUsed="1"/>
     <w:lsdException w:name="No List" w:semiHidden="1" w:unhideWhenUsed="1"/>
     <w:lsdException w:name="Outline List 1" w:semiHidden="1" w:unhideWhenUsed="1"/>
@@ -2334,11 +2601,8 @@
     <w:lsdException w:name="Table Contemporary" w:semiHidden="1" w:unhideWhenUsed="1"/>
     <w:lsdException w:name="Table Elegant" w:semiHidden="1" w:unhideWhenUsed="1"/>
     <w:lsdException w:name="Table Professional" w:semiHidden="1" w:unhideWhenUsed="1"/>
-    <w:lsdException w:name="Table Subtle 1" w:semiHidden="1" w:unhideWhenUsed="1"/>
     <w:lsdException w:name="Table Subtle 2" w:semiHidden="1" w:unhideWhenUsed="1"/>
     <w:lsdException w:name="Table Web 1" w:semiHidden="1" w:unhideWhenUsed="1"/>
-    <w:lsdException w:name="Table Web 2" w:semiHidden="1" w:unhideWhenUsed="1"/>
-    <w:lsdException w:name="Table Web 3" w:semiHidden="1" w:unhideWhenUsed="1"/>
     <w:lsdException w:name="Balloon Text" w:semiHidden="1" w:unhideWhenUsed="1"/>
     <w:lsdException w:name="Table Grid" w:uiPriority="0"/>
     <w:lsdException w:name="Table Theme" w:semiHidden="1" w:unhideWhenUsed="1"/>
@@ -3630,7 +3894,7 @@
 </file>
 
 <file path=customXml/itemProps1.xml><?xml version="1.0" encoding="utf-8"?>
-<ds:datastoreItem xmlns:ds="http://schemas.openxmlformats.org/officeDocument/2006/customXml" ds:itemID="{8B294DA8-5431-4BAB-B45F-898A324F1FB3}">
+<ds:datastoreItem xmlns:ds="http://schemas.openxmlformats.org/officeDocument/2006/customXml" ds:itemID="{8E5F1FE1-F951-4BF2-A2DF-D0B201D6A755}">
   <ds:schemaRefs>
     <ds:schemaRef ds:uri="http://schemas.openxmlformats.org/officeDocument/2006/bibliography"/>
   </ds:schemaRefs>
